--- a/example_articles/countries/Australia/6.countries_Australia_Other_publisher.docx
+++ b/example_articles/countries/Australia/6.countries_Australia_Other_publisher.docx
@@ -27,17 +27,17 @@
     </w:p>
     <w:p>
       <w:r>
-        <w:t>Source File: Other publishers/Files (500) (22).DOCX</w:t>
+        <w:t>Source file: Other publishers/Files (500) (22).DOCX</w:t>
       </w:r>
     </w:p>
     <w:p>
       <w:r>
-        <w:t>Raw locations result: ['Australia']</w:t>
+        <w:t>Raw locations result, 'locations': ['Australia']</w:t>
       </w:r>
     </w:p>
     <w:p>
       <w:r>
-        <w:t>countries_stand_flat (Standardized): Australia</w:t>
+        <w:t>Standardized locations result, 'countries_stand_flat': Australia</w:t>
       </w:r>
     </w:p>
     <w:p>

--- a/example_articles/countries/Australia/6.countries_Australia_Other_publisher.docx
+++ b/example_articles/countries/Australia/6.countries_Australia_Other_publisher.docx
@@ -7,7 +7,7 @@
         <w:pStyle w:val="Heading1"/>
       </w:pPr>
       <w:r>
-        <w:t>RESIDENTS LAMENT LOSS OF HOMES</w:t>
+        <w:t>CEOs find celebrity status, PR gold in Olympic visits Instead of medals, execs seek growing Australian market</w:t>
       </w:r>
     </w:p>
     <w:p>
@@ -17,17 +17,17 @@
     </w:p>
     <w:p>
       <w:r>
-        <w:t>Date: 1998-03-18</w:t>
+        <w:t>Date: 2000-09-21</w:t>
       </w:r>
     </w:p>
     <w:p>
       <w:r>
-        <w:t>Section: METRO,</w:t>
+        <w:t>Section: MONEY;; COVER STORY</w:t>
       </w:r>
     </w:p>
     <w:p>
       <w:r>
-        <w:t>Source file: Other publishers/Files (500) (22).DOCX</w:t>
+        <w:t>Source file: Other publishers/Files (500) (29).DOCX</w:t>
       </w:r>
     </w:p>
     <w:p>
@@ -49,49 +49,283 @@
     </w:p>
     <w:p>
       <w:r>
-        <w:t>Dolores Lantzy, 60, has no idea where she will go when the time comes for her to pack her bags.</w:t>
+        <w:t>SYDNEY -- Gold-medal winners routinely run chief executives right</w:t>
         <w:br/>
-        <w:t>For 27 years, Lantzy has lived on Railroad Street in Turtle Creek. She watched her kids grow up on the short, isolated street.</w:t>
+        <w:t>off the front of even the business pages during the Olympics.</w:t>
         <w:br/>
-        <w:t>From the windows of her brown, two-story home, she watched them play basketball and street hockey at the playground directly across the street.</w:t>
+        <w:t>But while athletes are vying for medals -- and newsworthy endorsement</w:t>
         <w:br/>
-        <w:t>About a year ago, she started receiving letters from the Pennsylvania Turnpike Commission detailing plans for a proposed interchange for the Mon-Fayette Expressway, just north of the Westinghouse Bridge. The main line will cross above Grant Street and the Tri-Boro Expressway. The toll road will be sandwiched between St. Colman, McMasters United Methodist and several other churches. It will cross over the top of the Union Railroad overpass.</w:t>
+        <w:t>contracts -- what are so many CEOs from the USA doing here?</w:t>
         <w:br/>
-        <w:t>The plans also call for the removal of a cluster of houses and a business along Railroad Street.</w:t>
+        <w:t>In two words: It's showtime.</w:t>
         <w:br/>
-        <w:t>Lantzy, whose home received water damage during a flood in 1996, said she expected to be on Railroad Street forever.</w:t>
+        <w:t>Not just for the star jocks. For the corporate stars, too.</w:t>
         <w:br/>
-        <w:t>''I was going to have siding placed on the front the house,'' she said, standing on her porch. ''I don't guess I need to now.''</w:t>
+        <w:t>There's Microsoft Chairman Bill Gates at the opening ceremonies,</w:t>
         <w:br/>
-        <w:t>Lantzy, whose husband died three years ago, never figured on leaving the neighborhood. If fact, she was trying to decide whether to allow her son, who is preparing to go to Guam for a few years, to store some of his things in the basement.</w:t>
+        <w:t>mugging for the cameras while waving the American flag. There's</w:t>
         <w:br/>
-        <w:t>''I don't have to make that decision,'' she said with a big smile. ''They've made that one for me.''</w:t>
+        <w:t>IBM's CEO Louis Gerstner backslapping his best customers aboard</w:t>
         <w:br/>
-        <w:t>Lantzy said she has not been told when she has to move. But she is prepared to go when she has to.</w:t>
+        <w:t>the company's glittering cruise ship. There's UPS Chief Executive</w:t>
         <w:br/>
-        <w:t>''They said they would help find us a place to live,'' said Lantzy. ''But I'd rather stay here.''</w:t>
+        <w:t>Jim Kelly, running with the Olympic Torch while thousands cheer.</w:t>
         <w:br/>
-        <w:t>Approximately seven houses and a business will be eliminated along the dead-end street. Most of the houses are rental property in this quiet, working-class neighborhood.</w:t>
+        <w:t>There's Coca-Cola CEO Douglas Daft giving face time to corporate</w:t>
         <w:br/>
-        <w:t>A few doors down, Karen Carr, 46, a tenant in a row house with four other families, doesn't believe it's going to happen.</w:t>
+        <w:t>clients in venues ranging from a private box at the Sydney Opera</w:t>
         <w:br/>
-        <w:t>''I've been living in Turtle Creek all my life,'' she said. ''They're always saying they're going to do something.''</w:t>
+        <w:t>House to the Aquatic Centre at Olympic Park. And there's McDonald's</w:t>
         <w:br/>
-        <w:t>At the center of the street, Roy Young, who has operated an automobile inspection station for more than 16 years, has received no official notification from the turnpike commission.</w:t>
+        <w:t>CEO Jack Greenberg, embracing Olympic legend Carl Lewis before</w:t>
         <w:br/>
-        <w:t>''I won't believe it until I see it,'' Young said. ''I won't start worrying about it until I have to.''</w:t>
+        <w:t>hundreds of hooting-and-hollering teens the chain flew here to</w:t>
         <w:br/>
-        <w:t>Young said he attended several public meetings about the proposed interchange, but he said no site was finalized during the meetings.</w:t>
+        <w:t>be honored. Kids even wanted Greenberg's autograph.</w:t>
         <w:br/>
-        <w:t>That might be so, but Gov. Ridge plans to formally announce the particulars of the billion-dollar project this week. The elimination of Railroad Street will be part of those plans.</w:t>
+        <w:t>These are among the scores of American business glitterati here</w:t>
         <w:br/>
-        <w:t>The interchange will be part of the northern end of the new highway, which will split when it crosses the Monongahela River. One leg will follow the river to Pittsburgh and the other will link with the Parkway East in Penn Hills.</w:t>
+        <w:t>to put on their own show-of-shows. And they're getting the star</w:t>
         <w:br/>
-        <w:t>Interchanges will be located in Turtle Creek, Business Route 22 in Wilkins, and the parkway near the Sri Venkateswara Temple.</w:t>
+        <w:t>treatment.</w:t>
         <w:br/>
-        <w:t>The Turtle Creek interchange will be off of East Pittsburgh-McKeesport Boulevard, across Turtle Creek from Keystone Commons.</w:t>
+        <w:t>"These guys are celebrities," says Alan Siegel, a strategic-branding</w:t>
         <w:br/>
-        <w:t>A connector road from the interchange to the Tri-Boro Expressway will eliminate Railroad Street.</w:t>
+        <w:t>consultant. "And the average client would be thrilled to have</w:t>
+        <w:br/>
+        <w:t>a picture taken with them here."</w:t>
+        <w:br/>
+        <w:t>But the road show is not just for the cameras. And it's about</w:t>
+        <w:br/>
+        <w:t>more than ego or schmoozing with big clients.</w:t>
+        <w:br/>
+        <w:t>Being here is also about visions of Australia as a burgeoning</w:t>
+        <w:br/>
+        <w:t>market for all sorts of new products. It's about face time with</w:t>
+        <w:br/>
+        <w:t>management stationed Down Under.</w:t>
+        <w:br/>
+        <w:t>It's also about rewarding workers and staff for top-notch performances.</w:t>
+        <w:br/>
+        <w:t>McDonald's honored 100 restaurant crewmembers and dozens of staff</w:t>
+        <w:br/>
+        <w:t>members from around the world by bringing them to the Games. One</w:t>
+        <w:br/>
+        <w:t>of them, Nina Rueschen, who works in public relations in Germany,</w:t>
+        <w:br/>
+        <w:t>almost fainted after shaking Greenberg's hand.</w:t>
+        <w:br/>
+        <w:t>"This was like meeting God," she said, still woozy moments after</w:t>
+        <w:br/>
+        <w:t>pressing the flesh with her CEO. "It means everything."</w:t>
+        <w:br/>
+        <w:t>For some CEOs, of course, it's also about a little personal R&amp;R,</w:t>
+        <w:br/>
+        <w:t>too.</w:t>
+        <w:br/>
+        <w:t>Sponsor CEOs have big job</w:t>
+        <w:br/>
+        <w:t>But there's little time for that for top management of the 11</w:t>
+        <w:br/>
+        <w:t>worldwide Olympic sponsors -- the corporate economic engine of</w:t>
+        <w:br/>
+        <w:t>the International Olympic Committee. For them, being here is a</w:t>
+        <w:br/>
+        <w:t>lot about justifying their enormous sponsorship investments.</w:t>
+        <w:br/>
+        <w:t>Besides the estimated $ 50 million that each spends in Olympic</w:t>
+        <w:br/>
+        <w:t>sponsorship fees, as well as goods or services from the company,</w:t>
+        <w:br/>
+        <w:t>figure an additional $ 150 million each for television ad time</w:t>
+        <w:br/>
+        <w:t>and hospitality expenses to show off their sponsor status.</w:t>
+        <w:br/>
+        <w:t>All told, that's easily a $ 2 billion-plus expenditure.</w:t>
+        <w:br/>
+        <w:t>Ka-ching.</w:t>
+        <w:br/>
+        <w:t>For CEO Malcolm Williamson of sponsor Visa International, coming</w:t>
+        <w:br/>
+        <w:t>to Sydney is all about image. Not his image -- but that of his</w:t>
+        <w:br/>
+        <w:t>credit card company. "We're an attitude brand," says Williamson.</w:t>
+        <w:br/>
+        <w:t>"We're trying to get more banks to use Visa."</w:t>
+        <w:br/>
+        <w:t>By making the trek to Sydney, CEOs of major sponsors "demonstrate</w:t>
+        <w:br/>
+        <w:t>they are personally committed to what otherwise might be perceived</w:t>
+        <w:br/>
+        <w:t>as just another corporate sponsorship," says Barbara P. Brooks,</w:t>
+        <w:br/>
+        <w:t>president of the Strategy Group, a corporate consulting firm.</w:t>
+        <w:br/>
+        <w:t>Homecoming for Coke's Daft</w:t>
+        <w:br/>
+        <w:t>Perhaps no CEO visiting from the USA is getting more of a personal</w:t>
+        <w:br/>
+        <w:t>charge out of Sydney than a man who was born less than 50 miles</w:t>
+        <w:br/>
+        <w:t>north of here -- Coke's Daft.</w:t>
+        <w:br/>
+        <w:t>For Daft, it's a major homecoming. He began his career with Coke</w:t>
+        <w:br/>
+        <w:t>nearly 30 years ago as a planning officer in the Sydney office.</w:t>
+        <w:br/>
+        <w:t>In February, he replaced Douglas Ivestor as Coca-Cola's CEO. This</w:t>
+        <w:br/>
+        <w:t>is his first trip to Sydney in the top job.</w:t>
+        <w:br/>
+        <w:t>Coca-Cola South Pacific, which includes Australia, was the company's</w:t>
+        <w:br/>
+        <w:t>top-performing division last year. So Daft personally met with</w:t>
+        <w:br/>
+        <w:t>employees -- including secretaries and mailroom workers -- to</w:t>
+        <w:br/>
+        <w:t>thank them. And he took a handful of Coke's top bottling partners</w:t>
+        <w:br/>
+        <w:t>to the Sydney Opera House the other night to hear Andrea Bocelli.</w:t>
+        <w:br/>
+        <w:t>There are some notable U.S. corporate chiefs who haven't been</w:t>
+        <w:br/>
+        <w:t>seen here, including another who is from Australia.</w:t>
+        <w:br/>
+        <w:t>Absent is Ford CEO Jacques Nasser, who grew up in Australia, went</w:t>
+        <w:br/>
+        <w:t>to work for Ford of Australia in 1968 and who still is a citizen.</w:t>
+        <w:br/>
+        <w:t>A spokesman for Ford, which remains embroiled in the controversy</w:t>
+        <w:br/>
+        <w:t>over faulty Firestone tires, said Nasser will not visit the Sydney</w:t>
+        <w:br/>
+        <w:t>Games.</w:t>
+        <w:br/>
+        <w:t>Also not here is CEO Phil Knight of sports giant Nike. He is still</w:t>
+        <w:br/>
+        <w:t>at the company headquarters in Beaverton, Ore., where Nike recently</w:t>
+        <w:br/>
+        <w:t>wrapped up its annual meeting. Knight hasn't yet decided if he'll</w:t>
+        <w:br/>
+        <w:t>come. Most expect he'll show, because Nike is a first-time sponsor,</w:t>
+        <w:br/>
+        <w:t>outfitting Australia's home team with its familiar swoosh.</w:t>
+        <w:br/>
+        <w:t>For CEOs with a major business presence in Australia, the trip</w:t>
+        <w:br/>
+        <w:t>to Sydney can be crucial, but must handled carefully. If a chief</w:t>
+        <w:br/>
+        <w:t>executive shows up only during the Olympics, some employees and</w:t>
+        <w:br/>
+        <w:t>local customers might feel like just an excuse to go to the Games,</w:t>
+        <w:br/>
+        <w:t>warns Brooks.</w:t>
+        <w:br/>
+        <w:t>That's certainly not the case with UPS. Australia is one of the</w:t>
+        <w:br/>
+        <w:t>shipper's biggest growth markets. And CEO Kelly is here making</w:t>
+        <w:br/>
+        <w:t>the most of it. Even carrying the torch.</w:t>
+        <w:br/>
+        <w:t>Literally.</w:t>
+        <w:br/>
+        <w:t>UPS chief delivers</w:t>
+        <w:br/>
+        <w:t>Just two days before the Games began, Kelly gamely ran with the</w:t>
+        <w:br/>
+        <w:t>Olympic Torch through a working class suburb of Sydney.</w:t>
+        <w:br/>
+        <w:t>"When you've got that torch in your hands," says Kelly, "people</w:t>
+        <w:br/>
+        <w:t>try to touch you like you're a rock star."</w:t>
+        <w:br/>
+        <w:t>Well, Kelly's the first to admit that he's no rock star. But he</w:t>
+        <w:br/>
+        <w:t>is determined. He has twice been denied his chance to run a leg</w:t>
+        <w:br/>
+        <w:t>of the traditional Olympic Torch relay. In Atlanta, an emergency</w:t>
+        <w:br/>
+        <w:t>business matter deprived him of running with the torch. And in</w:t>
+        <w:br/>
+        <w:t>Nagano, a nagging Achilles' heel injury sidelined him from the</w:t>
+        <w:br/>
+        <w:t>big run.</w:t>
+        <w:br/>
+        <w:t>Nothing got in the way this time.</w:t>
+        <w:br/>
+        <w:t>But even star CEOs can have stage jitters, and Kelly had one nagging</w:t>
+        <w:br/>
+        <w:t>fear: Would he drop it? Moments before he was handed the torch</w:t>
+        <w:br/>
+        <w:t>for his 300 yards, a senior UPS executive told him, in jest, "If</w:t>
+        <w:br/>
+        <w:t>10,000 people already have carried the torch, how would you like</w:t>
+        <w:br/>
+        <w:t>to be remembered as the one who dropped it?"</w:t>
+        <w:br/>
+        <w:t>He didn't.</w:t>
+        <w:br/>
+        <w:t>Besides carrying the real Olympic torch, Kelly says he's carrying</w:t>
+        <w:br/>
+        <w:t>the Olympic sponsorship torch for UPS.</w:t>
+        <w:br/>
+        <w:t>Before hitting the ground in Australia, he visited UPS operations</w:t>
+        <w:br/>
+        <w:t>in Bangkok. He presided over a board meeting here. And he met</w:t>
+        <w:br/>
+        <w:t>with some U.S ambassadors. Then he hosted an extravagant dinner</w:t>
+        <w:br/>
+        <w:t>overlooking the Sydney Harbor for 200 of the company's best clients.</w:t>
+        <w:br/>
+        <w:t>Juan Antonio Samaranch, president of the International Olympic</w:t>
+        <w:br/>
+        <w:t>Committee, attended that dinner. And sprinter/hurdler Gail Devers,</w:t>
+        <w:br/>
+        <w:t>competing in her third Olympics, gave a pep talk to the group</w:t>
+        <w:br/>
+        <w:t>of top UPS clients.</w:t>
+        <w:br/>
+        <w:t>CEOs here are getting plenty of face time with Olympic heroes.</w:t>
+        <w:br/>
+        <w:t>CEO autograph seekers</w:t>
+        <w:br/>
+        <w:t>McDonald's Greenberg virtually bearhugged track star Lewis after</w:t>
+        <w:br/>
+        <w:t>the nine-time gold medalist spoke to teens the company brought</w:t>
+        <w:br/>
+        <w:t>from around the world to honor for scholarship and community service.</w:t>
+        <w:br/>
+        <w:t>By Greenberg's own estimates, he shook "several hundred" hands</w:t>
+        <w:br/>
+        <w:t>just that morning.</w:t>
+        <w:br/>
+        <w:t>He has many other reasons to be here besides pressing the flesh.</w:t>
+        <w:br/>
+        <w:t>McDonald's has about 700 restaurants in Australia -- the company's</w:t>
+        <w:br/>
+        <w:t>sixth-largest market outside the USA. Greenberg toured the Sydney</w:t>
+        <w:br/>
+        <w:t>office. He also toured the seven Olympic restaurants that McDonald's</w:t>
+        <w:br/>
+        <w:t>has set up to feed fans, athletes and media.</w:t>
+        <w:br/>
+        <w:t>But before Greenberg could leave the giant McDonald's located</w:t>
+        <w:br/>
+        <w:t>right at the main entrance to the Olympic Park, the throng of</w:t>
+        <w:br/>
+        <w:t>teens and young employees who had earlier mobbed track star Lewis</w:t>
+        <w:br/>
+        <w:t>in search of his autograph, suddenly began to swarm around a somewhat</w:t>
+        <w:br/>
+        <w:t>startled Greenberg. They were now in search of his autograph.</w:t>
+        <w:br/>
+        <w:t>He obliged.</w:t>
+        <w:br/>
+        <w:t>"We're not in the hamburger business," Greenberg later explains</w:t>
+        <w:br/>
+        <w:t>to a reporter. "We're in the people business -- and sell hamburgers."</w:t>
+        <w:br/>
+        <w:t>With relish.</w:t>
         <w:br/>
         <w:br/>
         <w:t>Graphic</w:t>
@@ -99,7 +333,7 @@
         <w:br/>
         <w:t xml:space="preserve"> </w:t>
         <w:br/>
-        <w:t>PHOTO (3), PHOTO: V.W.H. Campbell Jr./Post-Gazette photos: Dolores Lantzy of; Turtle Creek, in her living room, will lose her home on Railroad Street if the; Mon-Fayette Expressway is built as planned.; PHOTO: Bobby Prosser, 15, left, and Steve Bours, 14, walk along Railroad; Street in Turtle Creek on their way to school. The homes behind them will be; demolished if, as planned, the street becomes part of the Mon-Fayette; Expressway.; PHOTO: Randy Young looks out the garage windows at Roy Young's Auto Service in; Turtle Creek. The garage, owned by Young's father, is scheduled to be torn; down to make way for the Mon-Fayette Expressway.</w:t>
+        <w:t>PHOTO, Color, Robert Tong, USA TODAY; PHOTO, Color, Greg Baker, AP; PHOTO, B/W, Darren McNamara, Allsport; Sydney VIP: Jack Greenberg, chairman and CEO of McDonald's, at McDonald's Central in Olympic Park. Greenberg was mobbed for his autograph after a presentation with Olympian Carl Lewis. Fan: Microsoft Chairman Bill Gates poses with U.S. table tennis player Michelle Do of Milpitas, Calif., for a snapshot by an Olympic official.</w:t>
       </w:r>
     </w:p>
     <w:sectPr>

--- a/example_articles/countries/Australia/6.countries_Australia_Other_publisher.docx
+++ b/example_articles/countries/Australia/6.countries_Australia_Other_publisher.docx
@@ -7,7 +7,7 @@
         <w:pStyle w:val="Heading1"/>
       </w:pPr>
       <w:r>
-        <w:t>CEOs find celebrity status, PR gold in Olympic visits Instead of medals, execs seek growing Australian market</w:t>
+        <w:t>Teen 'Thorpedo' is set to fire Poised swimmer shoulders Australia's medal hopes</w:t>
       </w:r>
     </w:p>
     <w:p>
@@ -17,12 +17,12 @@
     </w:p>
     <w:p>
       <w:r>
-        <w:t>Date: 2000-09-21</w:t>
+        <w:t>Date: 2000-09-15</w:t>
       </w:r>
     </w:p>
     <w:p>
       <w:r>
-        <w:t>Section: MONEY;; COVER STORY</w:t>
+        <w:t>Section: SPORTS;; COVER STORY</w:t>
       </w:r>
     </w:p>
     <w:p>
@@ -49,283 +49,289 @@
     </w:p>
     <w:p>
       <w:r>
-        <w:t>SYDNEY -- Gold-medal winners routinely run chief executives right</w:t>
+        <w:t>SYDNEY-- Ian Thorpe's shoulders are wide. When Australia's most</w:t>
         <w:br/>
-        <w:t>off the front of even the business pages during the Olympics.</w:t>
+        <w:t>famous swimmer spreads his arms, his wingspan stretches 75 inches.</w:t>
         <w:br/>
-        <w:t>But while athletes are vying for medals -- and newsworthy endorsement</w:t>
+        <w:t>Thorpe will need those broad shoulders, plus every inch of his</w:t>
         <w:br/>
-        <w:t>contracts -- what are so many CEOs from the USA doing here?</w:t>
+        <w:t>6-4 frame, all 220 pounds of his muscle -- and maybe most important</w:t>
         <w:br/>
-        <w:t>In two words: It's showtime.</w:t>
+        <w:t>of all -- every ounce of his precocious poise, to carry him through</w:t>
         <w:br/>
-        <w:t>Not just for the star jocks. For the corporate stars, too.</w:t>
+        <w:t>the coming week.</w:t>
         <w:br/>
-        <w:t>There's Microsoft Chairman Bill Gates at the opening ceremonies,</w:t>
+        <w:t>Swimming, Australia's national sport, leads off the Sydney Games.</w:t>
         <w:br/>
-        <w:t>mugging for the cameras while waving the American flag. There's</w:t>
+        <w:t>And Thorpe, a 17-year-old with an engaging smile, a quietly sophisticated</w:t>
         <w:br/>
-        <w:t>IBM's CEO Louis Gerstner backslapping his best customers aboard</w:t>
+        <w:t>manner and size 17 feet, could turn out to be the best swimmer</w:t>
         <w:br/>
-        <w:t>the company's glittering cruise ship. There's UPS Chief Executive</w:t>
+        <w:t>Australia has ever produced.</w:t>
         <w:br/>
-        <w:t>Jim Kelly, running with the Olympic Torch while thousands cheer.</w:t>
+        <w:t>He is the world recordholder in the 200- and 400-meter freestyles</w:t>
         <w:br/>
-        <w:t>There's Coca-Cola CEO Douglas Daft giving face time to corporate</w:t>
+        <w:t>and will be a key member of two more relays. Four gold medals</w:t>
         <w:br/>
-        <w:t>clients in venues ranging from a private box at the Sydney Opera</w:t>
+        <w:t>-- more than Australia's entire swim team won in Atlanta -- are</w:t>
         <w:br/>
-        <w:t>House to the Aquatic Centre at Olympic Park. And there's McDonald's</w:t>
+        <w:t>in his hands, and the weight of his country's Olympic expectations</w:t>
         <w:br/>
-        <w:t>CEO Jack Greenberg, embracing Olympic legend Carl Lewis before</w:t>
+        <w:t>are on his shoulders.</w:t>
         <w:br/>
-        <w:t>hundreds of hooting-and-hollering teens the chain flew here to</w:t>
+        <w:t>The Aussies are itching to return to supremacy in the pool --</w:t>
         <w:br/>
-        <w:t>be honored. Kids even wanted Greenberg's autograph.</w:t>
+        <w:t>the last time they won the medals race was 1956, the last time</w:t>
         <w:br/>
-        <w:t>These are among the scores of American business glitterati here</w:t>
+        <w:t>they hosted the Games, in Melbourne -- and Thorpe can give them</w:t>
         <w:br/>
-        <w:t>to put on their own show-of-shows. And they're getting the star</w:t>
+        <w:t>a tremendous boost.</w:t>
         <w:br/>
-        <w:t>treatment.</w:t>
+        <w:t>The 400 freestyle Saturday is the first men's race of the Games,</w:t>
         <w:br/>
-        <w:t>"These guys are celebrities," says Alan Siegel, a strategic-branding</w:t>
+        <w:t>and Thorpe is a prohibitive favorite. His world record, 3 minutes,</w:t>
         <w:br/>
-        <w:t>consultant. "And the average client would be thrilled to have</w:t>
+        <w:t>41.33 seconds, set in May in the Olympic pool, is nearly six seconds</w:t>
         <w:br/>
-        <w:t>a picture taken with them here."</w:t>
+        <w:t>faster than anyone has swum this year -- a margin equivalent to</w:t>
         <w:br/>
-        <w:t>But the road show is not just for the cameras. And it's about</w:t>
+        <w:t>a three-touchdown lead with two minutes to play.</w:t>
         <w:br/>
-        <w:t>more than ego or schmoozing with big clients.</w:t>
+        <w:t>On the same day, he'll be part of Australia's 4x100 freestyle</w:t>
         <w:br/>
-        <w:t>Being here is also about visions of Australia as a burgeoning</w:t>
+        <w:t>relay team. The USA has never lost the men's 4x100 free relay</w:t>
         <w:br/>
-        <w:t>market for all sorts of new products. It's about face time with</w:t>
+        <w:t>in an Olympics, but in August 1999, at the Pan Pacific Championships</w:t>
         <w:br/>
-        <w:t>management stationed Down Under.</w:t>
+        <w:t>held in the Olympic pool, the Aussie team beat the USA.</w:t>
         <w:br/>
-        <w:t>It's also about rewarding workers and staff for top-notch performances.</w:t>
+        <w:t>Over the past year, he's seemed able to set records almost at</w:t>
         <w:br/>
-        <w:t>McDonald's honored 100 restaurant crewmembers and dozens of staff</w:t>
+        <w:t>will, but Olympic races sometimes turn slow and strategic. That</w:t>
         <w:br/>
-        <w:t>members from around the world by bringing them to the Games. One</w:t>
+        <w:t>won't matter to the sellout Aussie crowd, some of whom camped</w:t>
         <w:br/>
-        <w:t>of them, Nina Rueschen, who works in public relations in Germany,</w:t>
+        <w:t>overnight to snap up the last of the tickets.</w:t>
         <w:br/>
-        <w:t>almost fainted after shaking Greenberg's hand.</w:t>
+        <w:t>"The atmosphere is going to be so electric, I can't wait to just</w:t>
         <w:br/>
-        <w:t>"This was like meeting God," she said, still woozy moments after</w:t>
+        <w:t>walk out on the pool deck," says the USA's Josh Davis, who will</w:t>
         <w:br/>
-        <w:t>pressing the flesh with her CEO. "It means everything."</w:t>
+        <w:t>face Thorpe in the 200. "He is in a class by his own. He does</w:t>
         <w:br/>
-        <w:t>For some CEOs, of course, it's also about a little personal R&amp;R,</w:t>
+        <w:t>more than people once thought it was possible for humans to do.</w:t>
         <w:br/>
-        <w:t>too.</w:t>
+        <w:t>For him to maintain the stroke speed he does over 400 meters is</w:t>
         <w:br/>
-        <w:t>Sponsor CEOs have big job</w:t>
+        <w:t>beyond belief."</w:t>
         <w:br/>
-        <w:t>But there's little time for that for top management of the 11</w:t>
+        <w:t>To most Aussies, who love swimming as much as cricket and Australian</w:t>
         <w:br/>
-        <w:t>worldwide Olympic sponsors -- the corporate economic engine of</w:t>
+        <w:t>rules football, Thorpe is too good to be true.</w:t>
         <w:br/>
-        <w:t>the International Olympic Committee. For them, being here is a</w:t>
+        <w:t>But their admiration is generally slightly more understated.</w:t>
         <w:br/>
-        <w:t>lot about justifying their enormous sponsorship investments.</w:t>
+        <w:t>He's known as "Thorpedo," a nickname that is copyrighted, or</w:t>
         <w:br/>
-        <w:t>Besides the estimated $ 50 million that each spends in Olympic</w:t>
+        <w:t>more affectionately, "Thorpey."</w:t>
         <w:br/>
-        <w:t>sponsorship fees, as well as goods or services from the company,</w:t>
+        <w:t>Mention him, and the reaction is generally a wide smile, a satisfied</w:t>
         <w:br/>
-        <w:t>figure an additional $ 150 million each for television ad time</w:t>
+        <w:t>nod and a "Yeah, he's pretty good, that one."</w:t>
         <w:br/>
-        <w:t>and hospitality expenses to show off their sponsor status.</w:t>
+        <w:t>He's so good already -- and has the potential to be so much more</w:t>
         <w:br/>
-        <w:t>All told, that's easily a $ 2 billion-plus expenditure.</w:t>
+        <w:t>in the future -- that this time last year Australia's head Olympic</w:t>
         <w:br/>
-        <w:t>Ka-ching.</w:t>
+        <w:t>coach Don Talbot was calling Thorpe the "swimmer of the century."</w:t>
         <w:br/>
-        <w:t>For CEO Malcolm Williamson of sponsor Visa International, coming</w:t>
+        <w:t>Realizing the pressure his young star is under, Talbot, who 25</w:t>
         <w:br/>
-        <w:t>to Sydney is all about image. Not his image -- but that of his</w:t>
+        <w:t>years ago spent several years coaching in Nashville, recently</w:t>
         <w:br/>
-        <w:t>credit card company. "We're an attitude brand," says Williamson.</w:t>
+        <w:t>began downplaying Thorpe's role and his big first day.</w:t>
         <w:br/>
-        <w:t>"We're trying to get more banks to use Visa."</w:t>
+        <w:t>He is reminding people that this is Thorpe's first Olympics, and</w:t>
         <w:br/>
-        <w:t>By making the trek to Sydney, CEOs of major sponsors "demonstrate</w:t>
+        <w:t>"I've never been one to think you've got to go out and have a</w:t>
         <w:br/>
-        <w:t>they are personally committed to what otherwise might be perceived</w:t>
+        <w:t>good first day or you're gone."</w:t>
         <w:br/>
-        <w:t>as just another corporate sponsorship," says Barbara P. Brooks,</w:t>
+        <w:t>Thorpe, too, is downplaying the pressure.</w:t>
         <w:br/>
-        <w:t>president of the Strategy Group, a corporate consulting firm.</w:t>
+        <w:t>He's one of the most recognized figures in Australia -- he says</w:t>
         <w:br/>
-        <w:t>Homecoming for Coke's Daft</w:t>
+        <w:t>the last time he remembers walking down a street without being</w:t>
         <w:br/>
-        <w:t>Perhaps no CEO visiting from the USA is getting more of a personal</w:t>
+        <w:t>noticed "was when I was 14."</w:t>
         <w:br/>
-        <w:t>charge out of Sydney than a man who was born less than 50 miles</w:t>
+        <w:t>But he's careful not to complain about the notoriety or the pressure.</w:t>
         <w:br/>
-        <w:t>north of here -- Coke's Daft.</w:t>
+        <w:t>"I'm more excited than nervous," he says. "Of course, I want</w:t>
         <w:br/>
-        <w:t>For Daft, it's a major homecoming. He began his career with Coke</w:t>
+        <w:t>to do well, represent my country well, but my motivation comes</w:t>
         <w:br/>
-        <w:t>nearly 30 years ago as a planning officer in the Sydney office.</w:t>
+        <w:t>from wanting to do as much as I can to get the best I can out</w:t>
         <w:br/>
-        <w:t>In February, he replaced Douglas Ivestor as Coca-Cola's CEO. This</w:t>
+        <w:t>of myself. I love it, or I wouldn't continue."</w:t>
         <w:br/>
-        <w:t>is his first trip to Sydney in the top job.</w:t>
+        <w:t>Thorpe broke 10 world records over a nine-month span last winter</w:t>
         <w:br/>
-        <w:t>Coca-Cola South Pacific, which includes Australia, was the company's</w:t>
+        <w:t>and spring, and over the summer began to fill out his frame with</w:t>
         <w:br/>
-        <w:t>top-performing division last year. So Daft personally met with</w:t>
+        <w:t>muscle, adding about 10 pounds.</w:t>
         <w:br/>
-        <w:t>employees -- including secretaries and mailroom workers -- to</w:t>
+        <w:t>'No one has pushed him'</w:t>
         <w:br/>
-        <w:t>thank them. And he took a handful of Coke's top bottling partners</w:t>
+        <w:t>U.S. Olympic coach Mark Schubert says he thinks the U.S. men's</w:t>
         <w:br/>
-        <w:t>to the Sydney Opera House the other night to hear Andrea Bocelli.</w:t>
+        <w:t>team is stronger now than it was last year, but he concedes it</w:t>
         <w:br/>
-        <w:t>There are some notable U.S. corporate chiefs who haven't been</w:t>
+        <w:t>will be difficult to beat Thorpe in either of his specialties,</w:t>
         <w:br/>
-        <w:t>seen here, including another who is from Australia.</w:t>
+        <w:t>especially the 400.</w:t>
         <w:br/>
-        <w:t>Absent is Ford CEO Jacques Nasser, who grew up in Australia, went</w:t>
+        <w:t>"He goes out with everyone else, but then he just keeps going</w:t>
         <w:br/>
-        <w:t>to work for Ford of Australia in 1968 and who still is a citizen.</w:t>
+        <w:t>and pulls steadily away," Schubert says. "I'm not sure we know</w:t>
         <w:br/>
-        <w:t>A spokesman for Ford, which remains embroiled in the controversy</w:t>
+        <w:t>how fast he can go because no one has ever pushed him early."</w:t>
         <w:br/>
-        <w:t>over faulty Firestone tires, said Nasser will not visit the Sydney</w:t>
+        <w:t>Thorpe became a world champion at 15. With the title, and the</w:t>
         <w:br/>
-        <w:t>Games.</w:t>
+        <w:t>world records that followed, came the end of a completely normal</w:t>
         <w:br/>
-        <w:t>Also not here is CEO Phil Knight of sports giant Nike. He is still</w:t>
+        <w:t>adolescence.</w:t>
         <w:br/>
-        <w:t>at the company headquarters in Beaverton, Ore., where Nike recently</w:t>
+        <w:t>"The most remarkable thing about Ian is that his brain has kept</w:t>
         <w:br/>
-        <w:t>wrapped up its annual meeting. Knight hasn't yet decided if he'll</w:t>
+        <w:t>pace with his body through a phenomenal growth spurt," says Terry</w:t>
         <w:br/>
-        <w:t>come. Most expect he'll show, because Nike is a first-time sponsor,</w:t>
+        <w:t>Gathercole, president of Australian swimming and a medalist in</w:t>
         <w:br/>
-        <w:t>outfitting Australia's home team with its familiar swoosh.</w:t>
+        <w:t>the 1956 Olympics. "It shows in every way -- how he conducts</w:t>
         <w:br/>
-        <w:t>For CEOs with a major business presence in Australia, the trip</w:t>
+        <w:t>himself, how he speaks and how he performs. It's marvelous, and</w:t>
         <w:br/>
-        <w:t>to Sydney can be crucial, but must handled carefully. If a chief</w:t>
+        <w:t>it's very rare."</w:t>
         <w:br/>
-        <w:t>executive shows up only during the Olympics, some employees and</w:t>
+        <w:t>Thorpe is an amazing mix of teenager and tycoon.</w:t>
         <w:br/>
-        <w:t>local customers might feel like just an excuse to go to the Games,</w:t>
+        <w:t>He still lives at home with his working-class parents and still</w:t>
         <w:br/>
-        <w:t>warns Brooks.</w:t>
+        <w:t>enjoys his "mum's cooking." But his home is new, thanks to lucrative</w:t>
         <w:br/>
-        <w:t>That's certainly not the case with UPS. Australia is one of the</w:t>
+        <w:t>contracts with a half-dozen companies, including adidas, which</w:t>
         <w:br/>
-        <w:t>shipper's biggest growth markets. And CEO Kelly is here making</w:t>
+        <w:t>supplies his trademark full bodysuit, and Australian airline and</w:t>
         <w:br/>
-        <w:t>the most of it. Even carrying the torch.</w:t>
+        <w:t>communications companies, Quantas and Telstra.</w:t>
         <w:br/>
-        <w:t>Literally.</w:t>
+        <w:t>He likes playing video games with his friends but also surrounds</w:t>
         <w:br/>
-        <w:t>UPS chief delivers</w:t>
+        <w:t>himself with a cadre of advisers, who schedule his life, manage</w:t>
         <w:br/>
-        <w:t>Just two days before the Games began, Kelly gamely ran with the</w:t>
+        <w:t>his finances and carefully guard his privacy and image.</w:t>
         <w:br/>
-        <w:t>Olympic Torch through a working class suburb of Sydney.</w:t>
+        <w:t>He dropped out of high school to devote himself to full-time training</w:t>
         <w:br/>
-        <w:t>"When you've got that torch in your hands," says Kelly, "people</w:t>
+        <w:t>-- 30-35 hours a week -- but in his spare time taught himself</w:t>
         <w:br/>
-        <w:t>try to touch you like you're a rock star."</w:t>
+        <w:t>French.</w:t>
         <w:br/>
-        <w:t>Well, Kelly's the first to admit that he's no rock star. But he</w:t>
+        <w:t>"I can read it pretty well, but my accent is horrible," he says.</w:t>
         <w:br/>
-        <w:t>is determined. He has twice been denied his chance to run a leg</w:t>
+        <w:t>He misses some things about school but hasn't second-guessed his</w:t>
         <w:br/>
-        <w:t>of the traditional Olympic Torch relay. In Atlanta, an emergency</w:t>
+        <w:t>decision.</w:t>
         <w:br/>
-        <w:t>business matter deprived him of running with the torch. And in</w:t>
+        <w:t>"Whatever I do, I want it to be my best," he says, "and I didn't</w:t>
         <w:br/>
-        <w:t>Nagano, a nagging Achilles' heel injury sidelined him from the</w:t>
+        <w:t>feel as if I could do both at the same time and do either as well</w:t>
         <w:br/>
-        <w:t>big run.</w:t>
+        <w:t>as I wanted."</w:t>
         <w:br/>
-        <w:t>Nothing got in the way this time.</w:t>
+        <w:t>He loves shopping -- another of his nicknames is "the Audi and</w:t>
         <w:br/>
-        <w:t>But even star CEOs can have stage jitters, and Kelly had one nagging</w:t>
+        <w:t>Armani kid" -- and has "developed a taste for credit cards,"</w:t>
         <w:br/>
-        <w:t>fear: Would he drop it? Moments before he was handed the torch</w:t>
+        <w:t>says his manager, David Flaskas.</w:t>
         <w:br/>
-        <w:t>for his 300 yards, a senior UPS executive told him, in jest, "If</w:t>
+        <w:t>Flaskas calls Thorpe's taste in music "appalling," to which</w:t>
         <w:br/>
-        <w:t>10,000 people already have carried the torch, how would you like</w:t>
+        <w:t>Thorpe replies, "Only because his taste, except for Carlos Santana,</w:t>
         <w:br/>
-        <w:t>to be remembered as the one who dropped it?"</w:t>
+        <w:t>is so old-fashioned."</w:t>
         <w:br/>
-        <w:t>He didn't.</w:t>
+        <w:t>Thorpe likes to spend -- he has a massive DVD collection -- but</w:t>
         <w:br/>
-        <w:t>Besides carrying the real Olympic torch, Kelly says he's carrying</w:t>
+        <w:t>he also likes to earn. Last year, he demanded a say in how his</w:t>
         <w:br/>
-        <w:t>the Olympic sponsorship torch for UPS.</w:t>
+        <w:t>funds were invested, so his advisers gave him a few basic books</w:t>
         <w:br/>
-        <w:t>Before hitting the ground in Australia, he visited UPS operations</w:t>
+        <w:t>to study.</w:t>
         <w:br/>
-        <w:t>in Bangkok. He presided over a board meeting here. And he met</w:t>
+        <w:t>"A few days later," Flaskas says, "he came back and asked them</w:t>
         <w:br/>
-        <w:t>with some U.S ambassadors. Then he hosted an extravagant dinner</w:t>
+        <w:t>for something more serious."</w:t>
         <w:br/>
-        <w:t>overlooking the Sydney Harbor for 200 of the company's best clients.</w:t>
+        <w:t>And a few months later, they found that the funds they let him</w:t>
         <w:br/>
-        <w:t>Juan Antonio Samaranch, president of the International Olympic</w:t>
+        <w:t>invest in had outperformed theirs.</w:t>
         <w:br/>
-        <w:t>Committee, attended that dinner. And sprinter/hurdler Gail Devers,</w:t>
+        <w:t>"I think I surprised them," Thorpe says. "I sort of enjoyed</w:t>
         <w:br/>
-        <w:t>competing in her third Olympics, gave a pep talk to the group</w:t>
+        <w:t>that."</w:t>
         <w:br/>
-        <w:t>of top UPS clients.</w:t>
+        <w:t>In the fishbowl</w:t>
         <w:br/>
-        <w:t>CEOs here are getting plenty of face time with Olympic heroes.</w:t>
+        <w:t>In January, he was named the Young Australian of the Year, a national</w:t>
         <w:br/>
-        <w:t>CEO autograph seekers</w:t>
+        <w:t>civic award that usually goes to dot.com millionaires or scientific</w:t>
         <w:br/>
-        <w:t>McDonald's Greenberg virtually bearhugged track star Lewis after</w:t>
+        <w:t>geniuses, and this spring he wrote a semi-regular newspaper column.</w:t>
         <w:br/>
-        <w:t>the nine-time gold medalist spoke to teens the company brought</w:t>
+        <w:t>Thorpe hates turning down requests for autographs, but he's also</w:t>
         <w:br/>
-        <w:t>from around the world to honor for scholarship and community service.</w:t>
+        <w:t>learned the danger of being mobbed when he stops. So whenever</w:t>
         <w:br/>
-        <w:t>By Greenberg's own estimates, he shook "several hundred" hands</w:t>
+        <w:t>he strolls down a street, he carries a pocketful of pens and signs</w:t>
         <w:br/>
-        <w:t>just that morning.</w:t>
+        <w:t>on the move, leaving both pen and signature in his wake.</w:t>
         <w:br/>
-        <w:t>He has many other reasons to be here besides pressing the flesh.</w:t>
+        <w:t>College -- or the university, as Australians call it -- is in</w:t>
         <w:br/>
-        <w:t>McDonald's has about 700 restaurants in Australia -- the company's</w:t>
+        <w:t>his future. He plans to rest and travel immediately after the</w:t>
         <w:br/>
-        <w:t>sixth-largest market outside the USA. Greenberg toured the Sydney</w:t>
+        <w:t>Games but later take advanced placement tests and begin general</w:t>
         <w:br/>
-        <w:t>office. He also toured the seven Olympic restaurants that McDonald's</w:t>
+        <w:t>college studies.</w:t>
         <w:br/>
-        <w:t>has set up to feed fans, athletes and media.</w:t>
+        <w:t>He won't be retiring from swimming: He says he "definitely"</w:t>
         <w:br/>
-        <w:t>But before Greenberg could leave the giant McDonald's located</w:t>
+        <w:t>plans to continue through 2004 and possibly 2008.</w:t>
         <w:br/>
-        <w:t>right at the main entrance to the Olympic Park, the throng of</w:t>
+        <w:t>But first he must get through these Olympics.</w:t>
         <w:br/>
-        <w:t>teens and young employees who had earlier mobbed track star Lewis</w:t>
+        <w:t>Gathercole knows exactly how tough that will be.</w:t>
         <w:br/>
-        <w:t>in search of his autograph, suddenly began to swarm around a somewhat</w:t>
+        <w:t>"It's no secret that we're striving for a historic Olympics.</w:t>
         <w:br/>
-        <w:t>startled Greenberg. They were now in search of his autograph.</w:t>
+        <w:t>And it's no secret that the expectations of our nation lie squarely</w:t>
         <w:br/>
-        <w:t>He obliged.</w:t>
+        <w:t>on the shoulders of our swimmers," he says.</w:t>
         <w:br/>
-        <w:t>"We're not in the hamburger business," Greenberg later explains</w:t>
+        <w:t>Thorpe prefers to look at it in a slightly different way.</w:t>
         <w:br/>
-        <w:t>to a reporter. "We're in the people business -- and sell hamburgers."</w:t>
+        <w:t>"Sometimes it bothers me to have every step scrutinized," but</w:t>
         <w:br/>
-        <w:t>With relish.</w:t>
+        <w:t>on the other hand, I truly feel that everyone wants me to do well,"</w:t>
+        <w:br/>
+        <w:t>he says. "So it's much more like I have this entire country behind</w:t>
+        <w:br/>
+        <w:t>me pushing me along. If I look at it that way, it doesn't feel</w:t>
+        <w:br/>
+        <w:t>as much like pressure."</w:t>
         <w:br/>
         <w:br/>
         <w:t>Graphic</w:t>
@@ -333,7 +339,7 @@
         <w:br/>
         <w:t xml:space="preserve"> </w:t>
         <w:br/>
-        <w:t>PHOTO, Color, Robert Tong, USA TODAY; PHOTO, Color, Greg Baker, AP; PHOTO, B/W, Darren McNamara, Allsport; Sydney VIP: Jack Greenberg, chairman and CEO of McDonald's, at McDonald's Central in Olympic Park. Greenberg was mobbed for his autograph after a presentation with Olympian Carl Lewis. Fan: Microsoft Chairman Bill Gates poses with U.S. table tennis player Michelle Do of Milpitas, Calif., for a snapshot by an Olympic official.</w:t>
+        <w:t>PHOTO, Color, Eileen Blass, USA TODAY; PHOTO, B/W, Eileen Blass, USA TODAY; PHOTO, B/W, Rick Rycroft, AP; The big push: Ian Thorpe says his motivation "comes from wanting to do as much as I can to get the best I can out of myself. I love it, or I wouldn't continue." A routine record-breaker: Ian Thorpe, 17, broke 10 world marks over nine months.  Thorpe: Plans on being in 2004, 2008 Olympics.</w:t>
       </w:r>
     </w:p>
     <w:sectPr>
